--- a/metaanalysis/paper_v2/cover_letter_hssc_springer_anon.docx
+++ b/metaanalysis/paper_v2/cover_letter_hssc_springer_anon.docx
@@ -44,7 +44,7 @@
           <w:rFonts w:ascii="Calibri" w:hAnsi="Calibri"/>
           <w:sz w:val="22"/>
         </w:rPr>
-        <w:t>May 07, 2026</w:t>
+        <w:t>June 08, 2026</w:t>
       </w:r>
     </w:p>
     <w:p>
@@ -294,7 +294,7 @@
           <w:b/>
           <w:sz w:val="22"/>
         </w:rPr>
-        <w:t>Conflict of interest. I declare no financial conflicts of interest. One of my own prior primary studies (the author's own prior primary study, 2025, manuscript in preparation) is potentially eligible for inclusion; this is addressed transparently through a pre-specified sensitivity analysis excluding the author's own study, which leaves the primary conclusions unchanged (|Δr| &lt; .001 for every trait, because that study did not contribute extractable zero-order correlations to the primary quantitative pool).</w:t>
+        <w:t>Conflict of interest. I declare no financial conflicts of interest. One of my own prior, previously published primary studies — [author's own study], E. (2025), "Who excels in online learning in Japan?", Frontiers in Psychology, 16, 1420996 (CC BY, open access; https://doi.org/10.3389/fpsyg.2025.1420996) — is potentially eligible for inclusion; this is addressed transparently through a pre-specified sensitivity analysis excluding the author's own study, which leaves the primary conclusions unchanged (|Δr| &lt; .001 for every trait, because that study did not contribute extractable zero-order correlations to the primary quantitative pool).</w:t>
       </w:r>
       <w:r>
         <w:rPr>
